--- a/manuscritos/Registro de cambios - Edición integral.docx
+++ b/manuscritos/Registro de cambios - Edición integral.docx
@@ -462,6 +462,30 @@
         <w:pStyle w:val="BodyText"/>
       </w:pPr>
       <w:r>
+        <w:t xml:space="preserve">Letra capital de tres líneas al comienzo de cada capítulo; titulillos que alternan el nombre del libro (páginas pares) y el del capítulo con su emblema (páginas impares); folios con ornamento «· 12 ·»; página de copyright en Palatino, en el tono de cada libro.</w:t>
+      </w:r>
+    </w:p>
+    <w:p>
+      <w:pPr>
+        <w:pStyle w:val="BodyText"/>
+      </w:pPr>
+      <w:r>
+        <w:t xml:space="preserve">Nueva página «La trilogía» antes del índice: los tres libros con su faceta (el cómo, el porqué, el quién), destacando el libro que se tiene en la mano.</w:t>
+      </w:r>
+    </w:p>
+    <w:p>
+      <w:pPr>
+        <w:pStyle w:val="BodyText"/>
+      </w:pPr>
+      <w:r>
+        <w:t xml:space="preserve">Portadas: tapa y contratapa de cada libro en diseño/portadas (5.5 × 8.5 pulgadas con 0,125 de sangrado, 300 dpi). Las tres tapas llevan los corazones del Cap. 1 en diálogo; las contratapas, la frase de Julián que abre la transición de cada libro, con su grabado, y un espacio libre para el código de barras.</w:t>
+      </w:r>
+    </w:p>
+    <w:p>
+      <w:pPr>
+        <w:pStyle w:val="BodyText"/>
+      </w:pPr>
+      <w:r>
         <w:t xml:space="preserve">Portadillas: el nombre ahora dice JULIÁN BERMÚDEZ; se equilibraron los títulos en dos líneas y el sello ELVERBO pasó al pie. El copyright entra en una sola página.</w:t>
       </w:r>
     </w:p>
@@ -4812,7 +4836,7 @@
         <w:t xml:space="preserve">Párrafos: </w:t>
       </w:r>
       <w:r>
-        <w:t xml:space="preserve">22 bloques largos se dividieron en puntos de respiración naturales, sin tocar palabras.</w:t>
+        <w:t xml:space="preserve">24 bloques largos se dividieron en puntos de respiración naturales, sin tocar palabras.</w:t>
       </w:r>
     </w:p>
     <w:p>
@@ -8718,7 +8742,7 @@
         <w:t xml:space="preserve">Párrafos: </w:t>
       </w:r>
       <w:r>
-        <w:t xml:space="preserve">18 bloques largos se dividieron en puntos de respiración naturales, sin tocar palabras.</w:t>
+        <w:t xml:space="preserve">20 bloques largos se dividieron en puntos de respiración naturales, sin tocar palabras.</w:t>
       </w:r>
     </w:p>
     <w:p>
